--- a/PO 2026/ADM902-02-0B/inviati/ADM902-02-0B - 20260914 Resoconto Prima Analisi.docx
+++ b/PO 2026/ADM902-02-0B/inviati/ADM902-02-0B - 20260914 Resoconto Prima Analisi.docx
@@ -402,7 +402,7 @@
                 <w:sz w:val="20"/>
                 <w:szCs w:val="20"/>
               </w:rPr>
-              <w:t>27/10/2026</w:t>
+              <w:t>29/10/2026</w:t>
             </w:r>
           </w:p>
         </w:tc>
